--- a/CrediAgil/Templates/PAGARE.docx
+++ b/CrediAgil/Templates/PAGARE.docx
@@ -79,25 +79,7 @@
           <w:sz w:val="16"/>
           <w:szCs w:val="16"/>
         </w:rPr>
-        <w:t>Pagaré Nº: ${NUM_PAGARE} / ${ANIO}</w:t>
-      </w:r>
-      <w:r>
-        <w:rPr>
-          <w:rFonts w:cs="Arial Narrow"/>
-          <w:color w:val="000000"/>
-          <w:sz w:val="16"/>
-          <w:szCs w:val="16"/>
-        </w:rPr>
-        <w:t xml:space="preserve">. </w:t>
-      </w:r>
-      <w:r>
-        <w:rPr>
-          <w:rFonts w:cs="Arial Narrow"/>
-          <w:color w:val="000000"/>
-          <w:sz w:val="16"/>
-          <w:szCs w:val="16"/>
-        </w:rPr>
-        <w:t>NOMBRE: ${NOMBRE_CLIENTE} con DNI: ${DNI_CLIENTE} con domicilio: ${DIRECCION_CLIENTE}, distrito de ${DISTRITO_CLIENTE}, provincia de ${PROVINCIA_CLIENTE} y departamento de ${DEPARTAMENTO_CLIENTE} / Vence el: ${FECHA_VENCIMIENTO}</w:t>
+        <w:t>Pagaré Nº: ${NUM_PAGARE} / ${ANIO}. NOMBRE: ${NOMBRE_CLIENTE} con DNI: ${DNI_CLIENTE} con domicilio: ${DIRECCION_CLIENTE}, distrito de ${DISTRITO_CLIENTE}, provincia de ${PROVINCIA_CLIENTE} y departamento de ${DEPARTAMENTO_CLIENTE} / Vence el: ${FECHA_VENCIMIENTO}</w:t>
       </w:r>
     </w:p>
     <w:p>
@@ -121,25 +103,7 @@
           <w:sz w:val="16"/>
           <w:szCs w:val="16"/>
         </w:rPr>
-        <w:t>Importe: ${SIMBOLO_MONEDA} ${MONTO_PRESTAMO}</w:t>
-      </w:r>
-      <w:r>
-        <w:rPr>
-          <w:rFonts w:cs="Arial Narrow"/>
-          <w:color w:val="000000"/>
-          <w:sz w:val="16"/>
-          <w:szCs w:val="16"/>
-        </w:rPr>
-        <w:t xml:space="preserve">. </w:t>
-      </w:r>
-      <w:r>
-        <w:rPr>
-          <w:rFonts w:cs="Arial Narrow"/>
-          <w:color w:val="000000"/>
-          <w:sz w:val="16"/>
-          <w:szCs w:val="16"/>
-        </w:rPr>
-        <w:t>Moneda: ${MONTO_LETRAS}</w:t>
+        <w:t>Importe: ${SIMBOLO_MONEDA} ${MONTO_PRESTAMO}. Moneda: ${MONTO_LETRAS}</w:t>
       </w:r>
     </w:p>
     <w:p>
@@ -509,25 +473,7 @@
           <w:sz w:val="16"/>
           <w:szCs w:val="16"/>
         </w:rPr>
-        <w:t xml:space="preserve"> 27287, en </w:t>
-      </w:r>
-      <w:r>
-        <w:rPr>
-          <w:rFonts w:cs="Arial Narrow"/>
-          <w:color w:val="000000"/>
-          <w:sz w:val="16"/>
-          <w:szCs w:val="16"/>
-        </w:rPr>
-        <w:t>consecuencia,</w:t>
-      </w:r>
-      <w:r>
-        <w:rPr>
-          <w:rFonts w:cs="Arial Narrow"/>
-          <w:color w:val="000000"/>
-          <w:sz w:val="16"/>
-          <w:szCs w:val="16"/>
-        </w:rPr>
-        <w:t xml:space="preserve"> lo exoneramos de su devolución física, si luego de 30 días de cancelada la obligación no es solicitada su entrega o devolución. </w:t>
+        <w:t xml:space="preserve"> 27287, en consecuencia, lo exoneramos de su devolución física, si luego de 30 días de cancelada la obligación no es solicitada su entrega o devolución. </w:t>
       </w:r>
     </w:p>
     <w:p>
@@ -1154,22 +1100,6 @@
         </w:rPr>
         <w:t xml:space="preserve"> ${DNI_CONYUGE}</w:t>
       </w:r>
-    </w:p>
-    <w:p>
-      <w:pPr>
-        <w:rPr>
-          <w:sz w:val="16"/>
-          <w:szCs w:val="16"/>
-        </w:rPr>
-      </w:pPr>
-    </w:p>
-    <w:p>
-      <w:pPr>
-        <w:rPr>
-          <w:sz w:val="16"/>
-          <w:szCs w:val="16"/>
-        </w:rPr>
-      </w:pPr>
     </w:p>
     <w:p/>
     <w:sectPr>
@@ -5198,6 +5128,7 @@
   <w:style w:type="character" w:default="1" w:styleId="Fuentedeprrafopredeter">
     <w:name w:val="Default Paragraph Font"/>
     <w:uiPriority w:val="1"/>
+    <w:semiHidden/>
     <w:unhideWhenUsed/>
   </w:style>
   <w:style w:type="table" w:default="1" w:styleId="Tablanormal">
